--- a/documents/NDA_Cybersecurity_SA.docx
+++ b/documents/NDA_Cybersecurity_SA.docx
@@ -62,7 +62,7 @@
                 <w:sz w:val="22"/>
                 <w:szCs w:val="22"/>
               </w:rPr>
-              <w:t xml:space="preserve">Governed by the Laws of the Republic of South Africa</w:t>
+              <w:t xml:space="preserve">Generic Cybersecurity Template 2014 Governed by the Laws of the Republic of South Africa</w:t>
             </w:r>
           </w:p>
         </w:tc>
@@ -213,7 +213,7 @@
                 <w:sz w:val="22"/>
                 <w:szCs w:val="22"/>
               </w:rPr>
-              <w:t xml:space="preserve">Greyhat4hire (Pty) Ltd</w:t>
+              <w:t xml:space="preserve">[PARTY A NAME] (Pty) Ltd / Inc / CC</w:t>
             </w:r>
           </w:p>
           <w:p>
@@ -227,7 +227,7 @@
                 <w:sz w:val="20"/>
                 <w:szCs w:val="20"/>
               </w:rPr>
-              <w:t xml:space="preserve">Registration No: 2026/115528/07</w:t>
+              <w:t xml:space="preserve">Registration No: ______________________</w:t>
             </w:r>
           </w:p>
           <w:p>
@@ -241,7 +241,7 @@
                 <w:sz w:val="20"/>
                 <w:szCs w:val="20"/>
               </w:rPr>
-              <w:t xml:space="preserve">Suite 2 Corals on Campbell, Umhlanga, Durban, 4320</w:t>
+              <w:t xml:space="preserve">Address: ______________________________</w:t>
             </w:r>
           </w:p>
           <w:p>
@@ -255,7 +255,7 @@
                 <w:sz w:val="20"/>
                 <w:szCs w:val="20"/>
               </w:rPr>
-              <w:t xml:space="preserve">Tel: +27 84 635 3581</w:t>
+              <w:t xml:space="preserve">Tel: __________________________________</w:t>
             </w:r>
           </w:p>
           <w:p>
@@ -269,7 +269,7 @@
                 <w:sz w:val="20"/>
                 <w:szCs w:val="20"/>
               </w:rPr>
-              <w:t xml:space="preserve">Web: www.Greyhat4hire.com</w:t>
+              <w:t xml:space="preserve">Email: ________________________________</w:t>
             </w:r>
           </w:p>
         </w:tc>
